--- a/mps-nivel-c/oficial/04_registros/AASP_Automacao-Governanca/TAE-AASPGOV01-001_Termo-de-Encerramento.docx
+++ b/mps-nivel-c/oficial/04_registros/AASP_Automacao-Governanca/TAE-AASPGOV01-001_Termo-de-Encerramento.docx
@@ -5188,7 +5188,7 @@
                 <w:i w:val="0"/>
                 <w:sz w:val="20"/>
               </w:rPr>
-              <w:t>15/06/2026</w:t>
+              <w:t>16/06/2026</w:t>
             </w:r>
           </w:p>
         </w:tc>
@@ -5238,7 +5238,7 @@
                 <w:i w:val="0"/>
                 <w:sz w:val="20"/>
               </w:rPr>
-              <w:t>Correção de consistência: contagem de cenários alinhada ao VV/REL-VV (9 happy + 3 sad); padronização do nome do projeto.</w:t>
+              <w:t>Reconciliação: nome padronizado (AASP_Automacao-Governanca); sobrenomes (Henry Komatsu, Felipe Siqueira, Jonathan Alves); contagem de cenários alinhada ao VV/REL-VV (9 happy + 3 sad).</w:t>
             </w:r>
           </w:p>
         </w:tc>
